--- a/spark/Spark on Kubernetes notes.docx
+++ b/spark/Spark on Kubernetes notes.docx
@@ -56,7 +56,52 @@
         </w:numPr>
       </w:pPr>
       <w:r>
-        <w:t>Use the spark-submit command in terminal to run that image on the Kubernetes cluster.</w:t>
+        <w:t>Use the spark-submit command in terminal to run that image on the Kubernetes cluster</w:t>
+      </w:r>
+      <w:r>
+        <w:t>:</w:t>
+      </w:r>
+    </w:p>
+    <w:p>
+      <w:pPr>
+        <w:pStyle w:val="ListParagraph"/>
+      </w:pPr>
+      <w:r>
+        <w:drawing>
+          <wp:inline distT="0" distB="0" distL="0" distR="0" wp14:anchorId="5E4A1130" wp14:editId="5A824995">
+            <wp:extent cx="3535139" cy="1310185"/>
+            <wp:effectExtent l="0" t="0" r="8255" b="4445"/>
+            <wp:docPr id="1355070533" name="Picture 1" descr="A computer screen with white text&#10;&#10;AI-generated content may be incorrect."/>
+            <wp:cNvGraphicFramePr>
+              <a:graphicFrameLocks xmlns:a="http://schemas.openxmlformats.org/drawingml/2006/main" noChangeAspect="1"/>
+            </wp:cNvGraphicFramePr>
+            <a:graphic xmlns:a="http://schemas.openxmlformats.org/drawingml/2006/main">
+              <a:graphicData uri="http://schemas.openxmlformats.org/drawingml/2006/picture">
+                <pic:pic xmlns:pic="http://schemas.openxmlformats.org/drawingml/2006/picture">
+                  <pic:nvPicPr>
+                    <pic:cNvPr id="1355070533" name="Picture 1" descr="A computer screen with white text&#10;&#10;AI-generated content may be incorrect."/>
+                    <pic:cNvPicPr/>
+                  </pic:nvPicPr>
+                  <pic:blipFill>
+                    <a:blip r:embed="rId5"/>
+                    <a:stretch>
+                      <a:fillRect/>
+                    </a:stretch>
+                  </pic:blipFill>
+                  <pic:spPr>
+                    <a:xfrm>
+                      <a:off x="0" y="0"/>
+                      <a:ext cx="3545313" cy="1313956"/>
+                    </a:xfrm>
+                    <a:prstGeom prst="rect">
+                      <a:avLst/>
+                    </a:prstGeom>
+                  </pic:spPr>
+                </pic:pic>
+              </a:graphicData>
+            </a:graphic>
+          </wp:inline>
+        </w:drawing>
       </w:r>
     </w:p>
     <w:p>
@@ -303,29 +348,14 @@
         <w:pStyle w:val="Heading2"/>
       </w:pPr>
       <w:r>
-        <w:t>SparkSession</w:t>
-      </w:r>
-    </w:p>
-    <w:p>
-      <w:r>
-        <w:t>In the SparkSession, in the Spark script, we can define parameters regarding Kubernetes cluster on which we want to run a Spark code.</w:t>
-      </w:r>
-    </w:p>
-    <w:p>
-      <w:r>
         <w:lastRenderedPageBreak/>
-        <w:t>It is similar to the spark-submit command. We provide the same parameters in the SparkSession as in the spark-submit command.</w:t>
-      </w:r>
-    </w:p>
-    <w:p>
-      <w:pPr>
-        <w:pStyle w:val="Heading2"/>
-      </w:pPr>
+        <w:t xml:space="preserve">Spark Operator and </w:t>
+      </w:r>
       <w:r>
         <w:t xml:space="preserve">SparkApplication </w:t>
       </w:r>
       <w:r>
-        <w:t>resource</w:t>
+        <w:t>CRD</w:t>
       </w:r>
     </w:p>
     <w:p>
@@ -354,7 +384,13 @@
         </w:numPr>
       </w:pPr>
       <w:r>
-        <w:t>Build a Docker image containing our Spark script (we can use the official Spark image as the base image)</w:t>
+        <w:t>Build a Docker image</w:t>
+      </w:r>
+      <w:r>
+        <w:t xml:space="preserve"> where we can run</w:t>
+      </w:r>
+      <w:r>
+        <w:t xml:space="preserve"> our Spark script</w:t>
       </w:r>
     </w:p>
     <w:p>
@@ -378,7 +414,16 @@
         </w:numPr>
       </w:pPr>
       <w:r>
-        <w:t>Create a SparkApplication YAML manifest</w:t>
+        <w:t xml:space="preserve">Create a SparkApplication </w:t>
+      </w:r>
+      <w:r>
+        <w:t>CRD (</w:t>
+      </w:r>
+      <w:r>
+        <w:t>YAML manifest</w:t>
+      </w:r>
+      <w:r>
+        <w:t>)</w:t>
       </w:r>
     </w:p>
     <w:p>
@@ -390,12 +435,97 @@
         </w:numPr>
       </w:pPr>
       <w:r>
-        <w:t>Deploy that manifest (run the Spark script) using kubectl or Airflow</w:t>
-      </w:r>
-    </w:p>
-    <w:p>
-      <w:r>
-        <w:t>In the SparkApplication YAML manifest we are specifying which Docker image we want to use and which Spark script we want to run from that image.</w:t>
+        <w:t xml:space="preserve">Deploy </w:t>
+      </w:r>
+      <w:r>
+        <w:t xml:space="preserve">SparkApplication </w:t>
+      </w:r>
+      <w:r>
+        <w:t>(</w:t>
+      </w:r>
+      <w:r>
+        <w:t xml:space="preserve">which will </w:t>
+      </w:r>
+      <w:r>
+        <w:t>run the Spark script) using</w:t>
+      </w:r>
+      <w:r>
+        <w:t xml:space="preserve"> for example</w:t>
+      </w:r>
+      <w:r>
+        <w:t xml:space="preserve"> kubectl or Airflow</w:t>
+      </w:r>
+    </w:p>
+    <w:p>
+      <w:r>
+        <w:t>The</w:t>
+      </w:r>
+      <w:r>
+        <w:t xml:space="preserve"> Spark script which we want to run needs to be either contained in the</w:t>
+      </w:r>
+      <w:r>
+        <w:t xml:space="preserve"> Docker image </w:t>
+      </w:r>
+      <w:r>
+        <w:t xml:space="preserve">we build or </w:t>
+      </w:r>
+      <w:r>
+        <w:t xml:space="preserve">mounted </w:t>
+      </w:r>
+      <w:r>
+        <w:t>in</w:t>
+      </w:r>
+      <w:r>
+        <w:t>to it.</w:t>
+      </w:r>
+    </w:p>
+    <w:p>
+      <w:r>
+        <w:t xml:space="preserve">Instead of pushing Docker image to a container registry we can use an image saved on each Kubernetes’ node. </w:t>
+      </w:r>
+    </w:p>
+    <w:p>
+      <w:r>
+        <w:t xml:space="preserve">In the SparkApplication YAML manifest we </w:t>
+      </w:r>
+      <w:r>
+        <w:t>can</w:t>
+      </w:r>
+      <w:r>
+        <w:t xml:space="preserve"> specify</w:t>
+      </w:r>
+      <w:r>
+        <w:t xml:space="preserve"> for example:</w:t>
+      </w:r>
+    </w:p>
+    <w:p>
+      <w:pPr>
+        <w:pStyle w:val="ListParagraph"/>
+        <w:numPr>
+          <w:ilvl w:val="0"/>
+          <w:numId w:val="9"/>
+        </w:numPr>
+      </w:pPr>
+      <w:r>
+        <w:t>W</w:t>
+      </w:r>
+      <w:r>
+        <w:t>hich Docker image we want to use</w:t>
+      </w:r>
+    </w:p>
+    <w:p>
+      <w:pPr>
+        <w:pStyle w:val="ListParagraph"/>
+        <w:numPr>
+          <w:ilvl w:val="0"/>
+          <w:numId w:val="9"/>
+        </w:numPr>
+      </w:pPr>
+      <w:r>
+        <w:t>W</w:t>
+      </w:r>
+      <w:r>
+        <w:t>hich Spark script to run</w:t>
       </w:r>
     </w:p>
     <w:p>
@@ -607,6 +737,7 @@
     </w:p>
     <w:p>
       <w:r>
+        <w:lastRenderedPageBreak/>
         <w:t>In order to use</w:t>
       </w:r>
       <w:r>
@@ -642,7 +773,6 @@
     </w:p>
     <w:p>
       <w:r>
-        <w:lastRenderedPageBreak/>
         <w:t>That Service Account will be used by the Spark Driver Pod to create Executors Pods.</w:t>
       </w:r>
     </w:p>
@@ -1302,6 +1432,119 @@
     </w:lvl>
   </w:abstractNum>
   <w:abstractNum w:abstractNumId="5" w15:restartNumberingAfterBreak="0">
+    <w:nsid w:val="32A93F3E"/>
+    <w:multiLevelType w:val="hybridMultilevel"/>
+    <w:tmpl w:val="FBB28542"/>
+    <w:lvl w:ilvl="0" w:tplc="04090001">
+      <w:start w:val="1"/>
+      <w:numFmt w:val="bullet"/>
+      <w:lvlText w:val=""/>
+      <w:lvlJc w:val="left"/>
+      <w:pPr>
+        <w:ind w:left="766" w:hanging="360"/>
+      </w:pPr>
+      <w:rPr>
+        <w:rFonts w:ascii="Symbol" w:hAnsi="Symbol" w:hint="default"/>
+      </w:rPr>
+    </w:lvl>
+    <w:lvl w:ilvl="1" w:tplc="04090003" w:tentative="1">
+      <w:start w:val="1"/>
+      <w:numFmt w:val="bullet"/>
+      <w:lvlText w:val="o"/>
+      <w:lvlJc w:val="left"/>
+      <w:pPr>
+        <w:ind w:left="1486" w:hanging="360"/>
+      </w:pPr>
+      <w:rPr>
+        <w:rFonts w:ascii="Courier New" w:hAnsi="Courier New" w:cs="Courier New" w:hint="default"/>
+      </w:rPr>
+    </w:lvl>
+    <w:lvl w:ilvl="2" w:tplc="04090005" w:tentative="1">
+      <w:start w:val="1"/>
+      <w:numFmt w:val="bullet"/>
+      <w:lvlText w:val=""/>
+      <w:lvlJc w:val="left"/>
+      <w:pPr>
+        <w:ind w:left="2206" w:hanging="360"/>
+      </w:pPr>
+      <w:rPr>
+        <w:rFonts w:ascii="Wingdings" w:hAnsi="Wingdings" w:hint="default"/>
+      </w:rPr>
+    </w:lvl>
+    <w:lvl w:ilvl="3" w:tplc="04090001" w:tentative="1">
+      <w:start w:val="1"/>
+      <w:numFmt w:val="bullet"/>
+      <w:lvlText w:val=""/>
+      <w:lvlJc w:val="left"/>
+      <w:pPr>
+        <w:ind w:left="2926" w:hanging="360"/>
+      </w:pPr>
+      <w:rPr>
+        <w:rFonts w:ascii="Symbol" w:hAnsi="Symbol" w:hint="default"/>
+      </w:rPr>
+    </w:lvl>
+    <w:lvl w:ilvl="4" w:tplc="04090003" w:tentative="1">
+      <w:start w:val="1"/>
+      <w:numFmt w:val="bullet"/>
+      <w:lvlText w:val="o"/>
+      <w:lvlJc w:val="left"/>
+      <w:pPr>
+        <w:ind w:left="3646" w:hanging="360"/>
+      </w:pPr>
+      <w:rPr>
+        <w:rFonts w:ascii="Courier New" w:hAnsi="Courier New" w:cs="Courier New" w:hint="default"/>
+      </w:rPr>
+    </w:lvl>
+    <w:lvl w:ilvl="5" w:tplc="04090005" w:tentative="1">
+      <w:start w:val="1"/>
+      <w:numFmt w:val="bullet"/>
+      <w:lvlText w:val=""/>
+      <w:lvlJc w:val="left"/>
+      <w:pPr>
+        <w:ind w:left="4366" w:hanging="360"/>
+      </w:pPr>
+      <w:rPr>
+        <w:rFonts w:ascii="Wingdings" w:hAnsi="Wingdings" w:hint="default"/>
+      </w:rPr>
+    </w:lvl>
+    <w:lvl w:ilvl="6" w:tplc="04090001" w:tentative="1">
+      <w:start w:val="1"/>
+      <w:numFmt w:val="bullet"/>
+      <w:lvlText w:val=""/>
+      <w:lvlJc w:val="left"/>
+      <w:pPr>
+        <w:ind w:left="5086" w:hanging="360"/>
+      </w:pPr>
+      <w:rPr>
+        <w:rFonts w:ascii="Symbol" w:hAnsi="Symbol" w:hint="default"/>
+      </w:rPr>
+    </w:lvl>
+    <w:lvl w:ilvl="7" w:tplc="04090003" w:tentative="1">
+      <w:start w:val="1"/>
+      <w:numFmt w:val="bullet"/>
+      <w:lvlText w:val="o"/>
+      <w:lvlJc w:val="left"/>
+      <w:pPr>
+        <w:ind w:left="5806" w:hanging="360"/>
+      </w:pPr>
+      <w:rPr>
+        <w:rFonts w:ascii="Courier New" w:hAnsi="Courier New" w:cs="Courier New" w:hint="default"/>
+      </w:rPr>
+    </w:lvl>
+    <w:lvl w:ilvl="8" w:tplc="04090005" w:tentative="1">
+      <w:start w:val="1"/>
+      <w:numFmt w:val="bullet"/>
+      <w:lvlText w:val=""/>
+      <w:lvlJc w:val="left"/>
+      <w:pPr>
+        <w:ind w:left="6526" w:hanging="360"/>
+      </w:pPr>
+      <w:rPr>
+        <w:rFonts w:ascii="Wingdings" w:hAnsi="Wingdings" w:hint="default"/>
+      </w:rPr>
+    </w:lvl>
+  </w:abstractNum>
+  <w:abstractNum w:abstractNumId="6" w15:restartNumberingAfterBreak="0">
     <w:nsid w:val="489A6FFD"/>
     <w:multiLevelType w:val="hybridMultilevel"/>
     <w:tmpl w:val="2E7A624A"/>
@@ -1414,7 +1657,7 @@
       </w:rPr>
     </w:lvl>
   </w:abstractNum>
-  <w:abstractNum w:abstractNumId="6" w15:restartNumberingAfterBreak="0">
+  <w:abstractNum w:abstractNumId="7" w15:restartNumberingAfterBreak="0">
     <w:nsid w:val="71A338A2"/>
     <w:multiLevelType w:val="hybridMultilevel"/>
     <w:tmpl w:val="CEAE8B44"/>
@@ -1527,7 +1770,7 @@
       </w:rPr>
     </w:lvl>
   </w:abstractNum>
-  <w:abstractNum w:abstractNumId="7" w15:restartNumberingAfterBreak="0">
+  <w:abstractNum w:abstractNumId="8" w15:restartNumberingAfterBreak="0">
     <w:nsid w:val="7C1C1943"/>
     <w:multiLevelType w:val="hybridMultilevel"/>
     <w:tmpl w:val="ABD4695A"/>
@@ -1644,7 +1887,7 @@
     <w:abstractNumId w:val="4"/>
   </w:num>
   <w:num w:numId="2" w16cid:durableId="722405972">
-    <w:abstractNumId w:val="6"/>
+    <w:abstractNumId w:val="7"/>
   </w:num>
   <w:num w:numId="3" w16cid:durableId="1219324285">
     <w:abstractNumId w:val="2"/>
@@ -1656,12 +1899,15 @@
     <w:abstractNumId w:val="1"/>
   </w:num>
   <w:num w:numId="6" w16cid:durableId="1387415966">
-    <w:abstractNumId w:val="7"/>
+    <w:abstractNumId w:val="8"/>
   </w:num>
   <w:num w:numId="7" w16cid:durableId="1601332778">
     <w:abstractNumId w:val="3"/>
   </w:num>
   <w:num w:numId="8" w16cid:durableId="877283471">
+    <w:abstractNumId w:val="6"/>
+  </w:num>
+  <w:num w:numId="9" w16cid:durableId="649139552">
     <w:abstractNumId w:val="5"/>
   </w:num>
 </w:numbering>
